--- a/templates/office/Phase0_상호비밀유지협약서_NDA.docx
+++ b/templates/office/Phase0_상호비밀유지협약서_NDA.docx
@@ -3,293 +3,1051 @@
 <w:document xmlns:wpc="http://schemas.microsoft.com/office/word/2010/wordprocessingCanvas" xmlns:mo="http://schemas.microsoft.com/office/mac/office/2008/main" xmlns:mc="http://schemas.openxmlformats.org/markup-compatibility/2006" xmlns:mv="urn:schemas-microsoft-com:mac:vml" xmlns:o="urn:schemas-microsoft-com:office:office" xmlns:r="http://schemas.openxmlformats.org/officeDocument/2006/relationships" xmlns:m="http://schemas.openxmlformats.org/officeDocument/2006/math" xmlns:v="urn:schemas-microsoft-com:vml" xmlns:wp14="http://schemas.microsoft.com/office/word/2010/wordprocessingDrawing" xmlns:wp="http://schemas.openxmlformats.org/drawingml/2006/wordprocessingDrawing" xmlns:w10="urn:schemas-microsoft-com:office:word" xmlns:w="http://schemas.openxmlformats.org/wordprocessingml/2006/main" xmlns:w14="http://schemas.microsoft.com/office/word/2010/wordml" xmlns:wpg="http://schemas.microsoft.com/office/word/2010/wordprocessingGroup" xmlns:wpi="http://schemas.microsoft.com/office/word/2010/wordprocessingInk" xmlns:wne="http://schemas.microsoft.com/office/word/2006/wordml" xmlns:wps="http://schemas.microsoft.com/office/word/2010/wordprocessingShape" mc:Ignorable="w14 wp14">
   <w:body>
     <w:p>
-      <w:pPr>
-        <w:jc w:val="center"/>
-      </w:pPr>
       <w:r>
         <w:rPr>
-          <w:rFonts w:ascii="Malgun Gothic" w:hAnsi="Malgun Gothic"/>
+          <w:rFonts w:ascii="맑은 고딕" w:hAnsi="맑은 고딕" w:eastAsia="맑은 고딕"/>
           <w:b/>
-          <w:color w:val="1E293B"/>
+          <w:color w:val="2563EB"/>
+          <w:sz w:val="17"/>
+        </w:rPr>
+        <w:t>[엠파시 엔터프라이즈 표준 사업관리 서식] 문서번호: EMP-DOC-P0-01 | 사업명: 한빛글로벌 SyncGuard AI 시스템 구축</w:t>
+      </w:r>
+    </w:p>
+    <w:p>
+      <w:r>
+        <w:rPr>
+          <w:rFonts w:ascii="맑은 고딕" w:hAnsi="맑은 고딕" w:eastAsia="맑은 고딕"/>
+          <w:b/>
+          <w:color w:val="0F172A"/>
           <w:sz w:val="36"/>
         </w:rPr>
         <w:t>상호 비밀유지협약서 (Non-Disclosure Agreement)</w:t>
       </w:r>
     </w:p>
     <w:p>
-      <w:pPr>
-        <w:jc w:val="center"/>
-      </w:pPr>
       <w:r>
         <w:rPr>
-          <w:rFonts w:ascii="Malgun Gothic" w:hAnsi="Malgun Gothic"/>
-          <w:color w:val="64748B"/>
+          <w:rFonts w:ascii="맑은 고딕" w:hAnsi="맑은 고딕" w:eastAsia="맑은 고딕"/>
+          <w:b w:val="0"/>
+          <w:color w:val="475569"/>
           <w:sz w:val="21"/>
         </w:rPr>
-        <w:t>주식회사 [발주회사명] 과 주식회사 엠파시 간의 기밀정보 보호 협약</w:t>
+        <w:t>주식회사 한빛글로벌과 주식회사 엠파시 간의 SyncGuard AI 구축 사업 기밀정보 보호 협약</w:t>
       </w:r>
     </w:p>
+    <w:tbl>
+      <w:tblPr>
+        <w:tblStyle w:val="TableGrid"/>
+        <w:tblW w:type="auto" w:w="0"/>
+        <w:jc w:val="center"/>
+        <w:tblLook w:firstColumn="1" w:firstRow="1" w:lastColumn="0" w:lastRow="0" w:noHBand="0" w:noVBand="1" w:val="04A0"/>
+      </w:tblPr>
+      <w:tblGrid>
+        <w:gridCol w:w="4896"/>
+        <w:gridCol w:w="4896"/>
+      </w:tblGrid>
+      <w:tr>
+        <w:tc>
+          <w:tcPr>
+            <w:tcW w:type="dxa" w:w="4896"/>
+            <w:shd w:fill="1B365D"/>
+            <w:tcMar>
+              <w:top w:w="110" w:type="dxa"/>
+              <w:bottom w:w="110" w:type="dxa"/>
+              <w:left w:w="140" w:type="dxa"/>
+              <w:right w:w="140" w:type="dxa"/>
+            </w:tcMar>
+          </w:tcPr>
+          <w:p>
+            <w:pPr>
+              <w:jc w:val="center"/>
+            </w:pPr>
+            <w:r/>
+            <w:r>
+              <w:rPr>
+                <w:rFonts w:ascii="맑은 고딕" w:hAnsi="맑은 고딕" w:eastAsia="맑은 고딕"/>
+                <w:b/>
+                <w:color w:val="FFFFFF"/>
+                <w:sz w:val="19"/>
+              </w:rPr>
+              <w:t>구분</w:t>
+            </w:r>
+          </w:p>
+        </w:tc>
+        <w:tc>
+          <w:tcPr>
+            <w:tcW w:type="dxa" w:w="4896"/>
+            <w:shd w:fill="1B365D"/>
+            <w:tcMar>
+              <w:top w:w="110" w:type="dxa"/>
+              <w:bottom w:w="110" w:type="dxa"/>
+              <w:left w:w="140" w:type="dxa"/>
+              <w:right w:w="140" w:type="dxa"/>
+            </w:tcMar>
+          </w:tcPr>
+          <w:p>
+            <w:pPr>
+              <w:jc w:val="center"/>
+            </w:pPr>
+            <w:r/>
+            <w:r>
+              <w:rPr>
+                <w:rFonts w:ascii="맑은 고딕" w:hAnsi="맑은 고딕" w:eastAsia="맑은 고딕"/>
+                <w:b/>
+                <w:color w:val="FFFFFF"/>
+                <w:sz w:val="19"/>
+              </w:rPr>
+              <w:t>상세 내용</w:t>
+            </w:r>
+          </w:p>
+        </w:tc>
+      </w:tr>
+      <w:tr>
+        <w:tc>
+          <w:tcPr>
+            <w:tcW w:type="dxa" w:w="4896"/>
+            <w:shd w:fill="EFF6FF"/>
+            <w:tcMar>
+              <w:top w:w="90" w:type="dxa"/>
+              <w:bottom w:w="90" w:type="dxa"/>
+              <w:left w:w="140" w:type="dxa"/>
+              <w:right w:w="140" w:type="dxa"/>
+            </w:tcMar>
+          </w:tcPr>
+          <w:p>
+            <w:r/>
+            <w:r>
+              <w:rPr>
+                <w:rFonts w:ascii="맑은 고딕" w:hAnsi="맑은 고딕" w:eastAsia="맑은 고딕"/>
+                <w:b/>
+                <w:color w:val="1E293B"/>
+                <w:sz w:val="19"/>
+              </w:rPr>
+              <w:t>대상 사업명</w:t>
+            </w:r>
+          </w:p>
+        </w:tc>
+        <w:tc>
+          <w:tcPr>
+            <w:tcW w:type="dxa" w:w="4896"/>
+            <w:shd w:fill="FFFFFF"/>
+            <w:tcMar>
+              <w:top w:w="90" w:type="dxa"/>
+              <w:bottom w:w="90" w:type="dxa"/>
+              <w:left w:w="140" w:type="dxa"/>
+              <w:right w:w="140" w:type="dxa"/>
+            </w:tcMar>
+          </w:tcPr>
+          <w:p>
+            <w:r/>
+            <w:r>
+              <w:rPr>
+                <w:rFonts w:ascii="맑은 고딕" w:hAnsi="맑은 고딕" w:eastAsia="맑은 고딕"/>
+                <w:b w:val="0"/>
+                <w:color w:val="1E293B"/>
+                <w:sz w:val="19"/>
+              </w:rPr>
+              <w:t>SyncGuard AI — 엔터프라이즈 AI 콘텐츠·규제 심의 자동화 시스템 구축 사업</w:t>
+            </w:r>
+          </w:p>
+        </w:tc>
+      </w:tr>
+      <w:tr>
+        <w:tc>
+          <w:tcPr>
+            <w:tcW w:type="dxa" w:w="4896"/>
+            <w:shd w:fill="EFF6FF"/>
+            <w:tcMar>
+              <w:top w:w="90" w:type="dxa"/>
+              <w:bottom w:w="90" w:type="dxa"/>
+              <w:left w:w="140" w:type="dxa"/>
+              <w:right w:w="140" w:type="dxa"/>
+            </w:tcMar>
+          </w:tcPr>
+          <w:p>
+            <w:r/>
+            <w:r>
+              <w:rPr>
+                <w:rFonts w:ascii="맑은 고딕" w:hAnsi="맑은 고딕" w:eastAsia="맑은 고딕"/>
+                <w:b/>
+                <w:color w:val="1E293B"/>
+                <w:sz w:val="19"/>
+              </w:rPr>
+              <w:t>정보제공자 (갑)</w:t>
+            </w:r>
+          </w:p>
+        </w:tc>
+        <w:tc>
+          <w:tcPr>
+            <w:tcW w:type="dxa" w:w="4896"/>
+            <w:shd w:fill="F8FAFC"/>
+            <w:tcMar>
+              <w:top w:w="90" w:type="dxa"/>
+              <w:bottom w:w="90" w:type="dxa"/>
+              <w:left w:w="140" w:type="dxa"/>
+              <w:right w:w="140" w:type="dxa"/>
+            </w:tcMar>
+          </w:tcPr>
+          <w:p>
+            <w:r/>
+            <w:r>
+              <w:rPr>
+                <w:rFonts w:ascii="맑은 고딕" w:hAnsi="맑은 고딕" w:eastAsia="맑은 고딕"/>
+                <w:b w:val="0"/>
+                <w:color w:val="1E293B"/>
+                <w:sz w:val="19"/>
+              </w:rPr>
+              <w:t>주식회사 한빛글로벌 (대표이사 최도현, 사업자등록번호: 120-81-59201)</w:t>
+            </w:r>
+          </w:p>
+        </w:tc>
+      </w:tr>
+      <w:tr>
+        <w:tc>
+          <w:tcPr>
+            <w:tcW w:type="dxa" w:w="4896"/>
+            <w:shd w:fill="EFF6FF"/>
+            <w:tcMar>
+              <w:top w:w="90" w:type="dxa"/>
+              <w:bottom w:w="90" w:type="dxa"/>
+              <w:left w:w="140" w:type="dxa"/>
+              <w:right w:w="140" w:type="dxa"/>
+            </w:tcMar>
+          </w:tcPr>
+          <w:p>
+            <w:r/>
+            <w:r>
+              <w:rPr>
+                <w:rFonts w:ascii="맑은 고딕" w:hAnsi="맑은 고딕" w:eastAsia="맑은 고딕"/>
+                <w:b/>
+                <w:color w:val="1E293B"/>
+                <w:sz w:val="19"/>
+              </w:rPr>
+              <w:t>정보수령자 (을)</w:t>
+            </w:r>
+          </w:p>
+        </w:tc>
+        <w:tc>
+          <w:tcPr>
+            <w:tcW w:type="dxa" w:w="4896"/>
+            <w:shd w:fill="FFFFFF"/>
+            <w:tcMar>
+              <w:top w:w="90" w:type="dxa"/>
+              <w:bottom w:w="90" w:type="dxa"/>
+              <w:left w:w="140" w:type="dxa"/>
+              <w:right w:w="140" w:type="dxa"/>
+            </w:tcMar>
+          </w:tcPr>
+          <w:p>
+            <w:r/>
+            <w:r>
+              <w:rPr>
+                <w:rFonts w:ascii="맑은 고딕" w:hAnsi="맑은 고딕" w:eastAsia="맑은 고딕"/>
+                <w:b w:val="0"/>
+                <w:color w:val="1E293B"/>
+                <w:sz w:val="19"/>
+              </w:rPr>
+              <w:t>주식회사 엠파시 (대표이사 김창석, 사업자등록번호: 119-86-82410)</w:t>
+            </w:r>
+          </w:p>
+        </w:tc>
+      </w:tr>
+      <w:tr>
+        <w:tc>
+          <w:tcPr>
+            <w:tcW w:type="dxa" w:w="4896"/>
+            <w:shd w:fill="EFF6FF"/>
+            <w:tcMar>
+              <w:top w:w="90" w:type="dxa"/>
+              <w:bottom w:w="90" w:type="dxa"/>
+              <w:left w:w="140" w:type="dxa"/>
+              <w:right w:w="140" w:type="dxa"/>
+            </w:tcMar>
+          </w:tcPr>
+          <w:p>
+            <w:r/>
+            <w:r>
+              <w:rPr>
+                <w:rFonts w:ascii="맑은 고딕" w:hAnsi="맑은 고딕" w:eastAsia="맑은 고딕"/>
+                <w:b/>
+                <w:color w:val="1E293B"/>
+                <w:sz w:val="19"/>
+              </w:rPr>
+              <w:t>비밀유지 유효기간</w:t>
+            </w:r>
+          </w:p>
+        </w:tc>
+        <w:tc>
+          <w:tcPr>
+            <w:tcW w:type="dxa" w:w="4896"/>
+            <w:shd w:fill="F8FAFC"/>
+            <w:tcMar>
+              <w:top w:w="90" w:type="dxa"/>
+              <w:bottom w:w="90" w:type="dxa"/>
+              <w:left w:w="140" w:type="dxa"/>
+              <w:right w:w="140" w:type="dxa"/>
+            </w:tcMar>
+          </w:tcPr>
+          <w:p>
+            <w:r/>
+            <w:r>
+              <w:rPr>
+                <w:rFonts w:ascii="맑은 고딕" w:hAnsi="맑은 고딕" w:eastAsia="맑은 고딕"/>
+                <w:b w:val="0"/>
+                <w:color w:val="1E293B"/>
+                <w:sz w:val="19"/>
+              </w:rPr>
+              <w:t>2026년 04월 01일 ~ 2029년 03월 31일 (협약 체결일로부터 3년간)</w:t>
+            </w:r>
+          </w:p>
+        </w:tc>
+      </w:tr>
+    </w:tbl>
     <w:p/>
     <w:p>
-      <w:pPr>
-        <w:spacing w:before="160" w:after="80"/>
-      </w:pPr>
       <w:r>
         <w:rPr>
-          <w:rFonts w:ascii="Malgun Gothic" w:hAnsi="Malgun Gothic"/>
+          <w:rFonts w:ascii="맑은 고딕" w:hAnsi="맑은 고딕" w:eastAsia="맑은 고딕"/>
           <w:b/>
-          <w:color w:val="2563EB"/>
-          <w:sz w:val="26"/>
+          <w:color w:val="1B365D"/>
+          <w:sz w:val="25"/>
         </w:rPr>
         <w:t>제1조 (목적)</w:t>
       </w:r>
     </w:p>
     <w:p>
-      <w:pPr>
-        <w:spacing w:line="312" w:lineRule="auto" w:after="60"/>
-      </w:pPr>
       <w:r>
         <w:rPr>
-          <w:rFonts w:ascii="Malgun Gothic" w:hAnsi="Malgun Gothic"/>
-          <w:color w:val="334155"/>
+          <w:rFonts w:ascii="맑은 고딕" w:hAnsi="맑은 고딕" w:eastAsia="맑은 고딕"/>
+          <w:b w:val="0"/>
+          <w:color w:val="1E293B"/>
           <w:sz w:val="20"/>
         </w:rPr>
-        <w:t>본 협약은 [프로젝트명 / 사업명](이하 '본건 업무'라 한다)의 검토, 제안, 계약 체결 및 프로젝트 수행 과정에서 일방 당사자가 상대방에게 제공하는 기술, 영업, 재무 등 일체의 기밀정보를 보호하고 누설을 방지하는 것을 목적으로 한다.</w:t>
+        <w:t>본 협약은 주식회사 한빛글로벌(이하 '갑'이라 한다)과 주식회사 엠파시(이하 '을'이라 한다)가 「SyncGuard AI — 엔터프라이즈 AI 콘텐츠·규제 심의 자동화 시스템 구축 사업」(이하 '본건 사업'이라 한다)의 제안 검토, 기술 실증(PoC), 계약 체결 및 이행 과정에서 상호 제공하는 기술·경영·데이터 기밀정보를 보호하고 외부 유출을 방지함을 목적으로 한다.</w:t>
       </w:r>
     </w:p>
     <w:p>
-      <w:pPr>
-        <w:spacing w:before="160" w:after="80"/>
-      </w:pPr>
       <w:r>
         <w:rPr>
-          <w:rFonts w:ascii="Malgun Gothic" w:hAnsi="Malgun Gothic"/>
+          <w:rFonts w:ascii="맑은 고딕" w:hAnsi="맑은 고딕" w:eastAsia="맑은 고딕"/>
           <w:b/>
-          <w:color w:val="2563EB"/>
-          <w:sz w:val="26"/>
+          <w:color w:val="1B365D"/>
+          <w:sz w:val="25"/>
         </w:rPr>
-        <w:t>제2조 (비밀정보의 정의 및 범위)</w:t>
+        <w:t>제2조 (비밀정보의 범위 및 관리 등급)</w:t>
       </w:r>
     </w:p>
-    <w:p>
-      <w:pPr>
-        <w:spacing w:line="312" w:lineRule="auto" w:after="60"/>
-      </w:pPr>
-      <w:r>
-        <w:rPr>
-          <w:rFonts w:ascii="Malgun Gothic" w:hAnsi="Malgun Gothic"/>
-          <w:color w:val="334155"/>
-          <w:sz w:val="20"/>
-        </w:rPr>
-        <w:t>1. '비밀정보'라 함은 서면, 구두, 전자적 파일, 기타 일체의 수단에 의하여 상대방에게 공개되거나 전달된 모든 유·무형의 정보로서 다음 각 호의 사항을 포함한다.</w:t>
-      </w:r>
-    </w:p>
-    <w:p>
-      <w:pPr>
-        <w:spacing w:line="312" w:lineRule="auto" w:after="60"/>
-      </w:pPr>
-      <w:r>
-        <w:rPr>
-          <w:rFonts w:ascii="Malgun Gothic" w:hAnsi="Malgun Gothic"/>
-          <w:color w:val="334155"/>
-          <w:sz w:val="20"/>
-        </w:rPr>
-        <w:t xml:space="preserve">   - 사업 계획, 기술 사양, 아키텍처, 소스코드, 데이터베이스 스키마, 알고리즘, 시스템 구성도</w:t>
-      </w:r>
-    </w:p>
-    <w:p>
-      <w:pPr>
-        <w:spacing w:line="312" w:lineRule="auto" w:after="60"/>
-      </w:pPr>
-      <w:r>
-        <w:rPr>
-          <w:rFonts w:ascii="Malgun Gothic" w:hAnsi="Malgun Gothic"/>
-          <w:color w:val="334155"/>
-          <w:sz w:val="20"/>
-        </w:rPr>
-        <w:t xml:space="preserve">   - 고객 명단, 재무 데이터, 원가 구조, 영업 전략, 견적 조건</w:t>
-      </w:r>
-    </w:p>
-    <w:p>
-      <w:pPr>
-        <w:spacing w:line="312" w:lineRule="auto" w:after="60"/>
-      </w:pPr>
-      <w:r>
-        <w:rPr>
-          <w:rFonts w:ascii="Malgun Gothic" w:hAnsi="Malgun Gothic"/>
-          <w:color w:val="334155"/>
-          <w:sz w:val="20"/>
-        </w:rPr>
-        <w:t xml:space="preserve">   - '본건 업무'와 관련하여 제공되는 시연 데이터, 실데이터 샘플, AI 학습 및 연계 데이터</w:t>
-      </w:r>
-    </w:p>
-    <w:p>
-      <w:pPr>
-        <w:spacing w:before="160" w:after="80"/>
-      </w:pPr>
-      <w:r>
-        <w:rPr>
-          <w:rFonts w:ascii="Malgun Gothic" w:hAnsi="Malgun Gothic"/>
-          <w:b/>
-          <w:color w:val="2563EB"/>
-          <w:sz w:val="26"/>
-        </w:rPr>
-        <w:t>제3조 (비밀유지 의무 및 관리)</w:t>
-      </w:r>
-    </w:p>
-    <w:p>
-      <w:pPr>
-        <w:spacing w:line="312" w:lineRule="auto" w:after="60"/>
-      </w:pPr>
-      <w:r>
-        <w:rPr>
-          <w:rFonts w:ascii="Malgun Gothic" w:hAnsi="Malgun Gothic"/>
-          <w:color w:val="334155"/>
-          <w:sz w:val="20"/>
-        </w:rPr>
-        <w:t>1. 양 당사자는 제공받은 비밀정보를 '본건 업무' 목적 이외의 어떠한 용도로도 사용할 수 없으며, 상대방의 사전 서면 승낙 없이 제3자에게 누설, 공개, 배포, 복제할 수 없다.</w:t>
-      </w:r>
-    </w:p>
-    <w:p>
-      <w:pPr>
-        <w:spacing w:line="312" w:lineRule="auto" w:after="60"/>
-      </w:pPr>
-      <w:r>
-        <w:rPr>
-          <w:rFonts w:ascii="Malgun Gothic" w:hAnsi="Malgun Gothic"/>
-          <w:color w:val="334155"/>
-          <w:sz w:val="20"/>
-        </w:rPr>
-        <w:t>2. 정보 수령자는 비밀정보를 업무상 알 필요가 있는 최소한의 임직원 및 공인된 자문 인력에게만 공개하여야 하며, 이들에게 본 협약과 동일한 수준의 비밀유지 의무를 부담시켜야 한다.</w:t>
-      </w:r>
-    </w:p>
-    <w:p>
-      <w:pPr>
-        <w:spacing w:before="160" w:after="80"/>
-      </w:pPr>
-      <w:r>
-        <w:rPr>
-          <w:rFonts w:ascii="Malgun Gothic" w:hAnsi="Malgun Gothic"/>
-          <w:b/>
-          <w:color w:val="2563EB"/>
-          <w:sz w:val="26"/>
-        </w:rPr>
-        <w:t>제4조 (유효기간 및 관할)</w:t>
-      </w:r>
-    </w:p>
-    <w:p>
-      <w:pPr>
-        <w:spacing w:line="312" w:lineRule="auto" w:after="60"/>
-      </w:pPr>
-      <w:r>
-        <w:rPr>
-          <w:rFonts w:ascii="Malgun Gothic" w:hAnsi="Malgun Gothic"/>
-          <w:color w:val="334155"/>
-          <w:sz w:val="20"/>
-        </w:rPr>
-        <w:t>1. 본 협약은 양 당사자가 서명 또는 날인한 날로부터 효력이 발생하며, 계약 체결 여부와 무관하게 비밀정보 제공일로부터 3년간 유효하다.</w:t>
-      </w:r>
-    </w:p>
-    <w:p>
-      <w:pPr>
-        <w:spacing w:line="312" w:lineRule="auto" w:after="60"/>
-      </w:pPr>
-      <w:r>
-        <w:rPr>
-          <w:rFonts w:ascii="Malgun Gothic" w:hAnsi="Malgun Gothic"/>
-          <w:color w:val="334155"/>
-          <w:sz w:val="20"/>
-        </w:rPr>
-        <w:t>2. 본 협약과 관련하여 분쟁이 발생할 경우 서울중앙지방법원을 제1심 전속관할 법원으로 한다.</w:t>
-      </w:r>
-    </w:p>
-    <w:p>
-      <w:pPr>
-        <w:jc w:val="center"/>
-      </w:pPr>
-      <w:r>
-        <w:rPr>
-          <w:rFonts w:ascii="Malgun Gothic" w:hAnsi="Malgun Gothic"/>
-          <w:b/>
-          <w:sz w:val="21"/>
-        </w:rPr>
-        <w:t>합의 및 확인일자: 202  년     월     일</w:t>
-      </w:r>
-    </w:p>
-    <w:p/>
     <w:tbl>
       <w:tblPr>
+        <w:tblStyle w:val="TableGrid"/>
         <w:tblW w:type="auto" w:w="0"/>
         <w:jc w:val="center"/>
         <w:tblLook w:firstColumn="1" w:firstRow="1" w:lastColumn="0" w:lastRow="0" w:noHBand="0" w:noVBand="1" w:val="04A0"/>
       </w:tblPr>
       <w:tblGrid>
-        <w:gridCol w:w="3120"/>
-        <w:gridCol w:w="3120"/>
-        <w:gridCol w:w="3120"/>
+        <w:gridCol w:w="2448"/>
+        <w:gridCol w:w="2448"/>
+        <w:gridCol w:w="2448"/>
+        <w:gridCol w:w="2448"/>
       </w:tblGrid>
       <w:tr>
         <w:tc>
           <w:tcPr>
-            <w:tcW w:type="dxa" w:w="3120"/>
-            <w:shd w:fill="334155"/>
+            <w:tcW w:type="dxa" w:w="2448"/>
+            <w:shd w:fill="1B365D"/>
             <w:tcMar>
-              <w:top w:w="90" w:type="dxa"/>
-              <w:bottom w:w="90" w:type="dxa"/>
-              <w:left w:w="110" w:type="dxa"/>
-              <w:right w:w="110" w:type="dxa"/>
+              <w:top w:w="110" w:type="dxa"/>
+              <w:bottom w:w="110" w:type="dxa"/>
+              <w:left w:w="140" w:type="dxa"/>
+              <w:right w:w="140" w:type="dxa"/>
             </w:tcMar>
           </w:tcPr>
           <w:p>
+            <w:pPr>
+              <w:jc w:val="center"/>
+            </w:pPr>
+            <w:r/>
             <w:r>
               <w:rPr>
-                <w:rFonts w:ascii="Malgun Gothic" w:hAnsi="Malgun Gothic"/>
+                <w:rFonts w:ascii="맑은 고딕" w:hAnsi="맑은 고딕" w:eastAsia="맑은 고딕"/>
                 <w:b/>
                 <w:color w:val="FFFFFF"/>
                 <w:sz w:val="19"/>
               </w:rPr>
-              <w:t>구 분</w:t>
+              <w:t>기밀 분류</w:t>
             </w:r>
           </w:p>
         </w:tc>
         <w:tc>
           <w:tcPr>
-            <w:tcW w:type="dxa" w:w="3120"/>
-            <w:shd w:fill="334155"/>
+            <w:tcW w:type="dxa" w:w="2448"/>
+            <w:shd w:fill="1B365D"/>
             <w:tcMar>
-              <w:top w:w="90" w:type="dxa"/>
-              <w:bottom w:w="90" w:type="dxa"/>
-              <w:left w:w="110" w:type="dxa"/>
-              <w:right w:w="110" w:type="dxa"/>
+              <w:top w:w="110" w:type="dxa"/>
+              <w:bottom w:w="110" w:type="dxa"/>
+              <w:left w:w="140" w:type="dxa"/>
+              <w:right w:w="140" w:type="dxa"/>
             </w:tcMar>
           </w:tcPr>
           <w:p>
+            <w:pPr>
+              <w:jc w:val="center"/>
+            </w:pPr>
+            <w:r/>
             <w:r>
               <w:rPr>
-                <w:rFonts w:ascii="Malgun Gothic" w:hAnsi="Malgun Gothic"/>
+                <w:rFonts w:ascii="맑은 고딕" w:hAnsi="맑은 고딕" w:eastAsia="맑은 고딕"/>
                 <w:b/>
                 <w:color w:val="FFFFFF"/>
                 <w:sz w:val="19"/>
               </w:rPr>
-              <w:t>소속 / 직급 / 성명</w:t>
+              <w:t>대상 정보 및 데이터 자산 (SyncGuard AI 기준)</w:t>
             </w:r>
           </w:p>
         </w:tc>
         <w:tc>
           <w:tcPr>
-            <w:tcW w:type="dxa" w:w="3120"/>
-            <w:shd w:fill="334155"/>
+            <w:tcW w:type="dxa" w:w="2448"/>
+            <w:shd w:fill="1B365D"/>
+            <w:tcMar>
+              <w:top w:w="110" w:type="dxa"/>
+              <w:bottom w:w="110" w:type="dxa"/>
+              <w:left w:w="140" w:type="dxa"/>
+              <w:right w:w="140" w:type="dxa"/>
+            </w:tcMar>
+          </w:tcPr>
+          <w:p>
+            <w:pPr>
+              <w:jc w:val="center"/>
+            </w:pPr>
+            <w:r/>
+            <w:r>
+              <w:rPr>
+                <w:rFonts w:ascii="맑은 고딕" w:hAnsi="맑은 고딕" w:eastAsia="맑은 고딕"/>
+                <w:b/>
+                <w:color w:val="FFFFFF"/>
+                <w:sz w:val="19"/>
+              </w:rPr>
+              <w:t>보호 등급</w:t>
+            </w:r>
+          </w:p>
+        </w:tc>
+        <w:tc>
+          <w:tcPr>
+            <w:tcW w:type="dxa" w:w="2448"/>
+            <w:shd w:fill="1B365D"/>
+            <w:tcMar>
+              <w:top w:w="110" w:type="dxa"/>
+              <w:bottom w:w="110" w:type="dxa"/>
+              <w:left w:w="140" w:type="dxa"/>
+              <w:right w:w="140" w:type="dxa"/>
+            </w:tcMar>
+          </w:tcPr>
+          <w:p>
+            <w:pPr>
+              <w:jc w:val="center"/>
+            </w:pPr>
+            <w:r/>
+            <w:r>
+              <w:rPr>
+                <w:rFonts w:ascii="맑은 고딕" w:hAnsi="맑은 고딕" w:eastAsia="맑은 고딕"/>
+                <w:b/>
+                <w:color w:val="FFFFFF"/>
+                <w:sz w:val="19"/>
+              </w:rPr>
+              <w:t>보관 및 파기 통제 기준</w:t>
+            </w:r>
+          </w:p>
+        </w:tc>
+      </w:tr>
+      <w:tr>
+        <w:tc>
+          <w:tcPr>
+            <w:tcW w:type="dxa" w:w="2448"/>
+            <w:shd w:fill="FFFFFF"/>
             <w:tcMar>
               <w:top w:w="90" w:type="dxa"/>
               <w:bottom w:w="90" w:type="dxa"/>
-              <w:left w:w="110" w:type="dxa"/>
-              <w:right w:w="110" w:type="dxa"/>
+              <w:left w:w="140" w:type="dxa"/>
+              <w:right w:w="140" w:type="dxa"/>
             </w:tcMar>
           </w:tcPr>
           <w:p>
+            <w:r/>
             <w:r>
               <w:rPr>
-                <w:rFonts w:ascii="Malgun Gothic" w:hAnsi="Malgun Gothic"/>
+                <w:rFonts w:ascii="맑은 고딕" w:hAnsi="맑은 고딕" w:eastAsia="맑은 고딕"/>
+                <w:b w:val="0"/>
+                <w:color w:val="1E293B"/>
+                <w:sz w:val="19"/>
+              </w:rPr>
+              <w:t>사업·기술 사양</w:t>
+            </w:r>
+          </w:p>
+        </w:tc>
+        <w:tc>
+          <w:tcPr>
+            <w:tcW w:type="dxa" w:w="2448"/>
+            <w:shd w:fill="FFFFFF"/>
+            <w:tcMar>
+              <w:top w:w="90" w:type="dxa"/>
+              <w:bottom w:w="90" w:type="dxa"/>
+              <w:left w:w="140" w:type="dxa"/>
+              <w:right w:w="140" w:type="dxa"/>
+            </w:tcMar>
+          </w:tcPr>
+          <w:p>
+            <w:r/>
+            <w:r>
+              <w:rPr>
+                <w:rFonts w:ascii="맑은 고딕" w:hAnsi="맑은 고딕" w:eastAsia="맑은 고딕"/>
+                <w:b w:val="0"/>
+                <w:color w:val="1E293B"/>
+                <w:sz w:val="19"/>
+              </w:rPr>
+              <w:t>SyncGuard AI RFP 원본, 3단계 하이브리드 RAG 아키텍처, LLM 프롬프트 체인 설계서</w:t>
+            </w:r>
+          </w:p>
+        </w:tc>
+        <w:tc>
+          <w:tcPr>
+            <w:tcW w:type="dxa" w:w="2448"/>
+            <w:shd w:fill="FFFFFF"/>
+            <w:tcMar>
+              <w:top w:w="90" w:type="dxa"/>
+              <w:bottom w:w="90" w:type="dxa"/>
+              <w:left w:w="140" w:type="dxa"/>
+              <w:right w:w="140" w:type="dxa"/>
+            </w:tcMar>
+          </w:tcPr>
+          <w:p>
+            <w:r/>
+            <w:r>
+              <w:rPr>
+                <w:rFonts w:ascii="맑은 고딕" w:hAnsi="맑은 고딕" w:eastAsia="맑은 고딕"/>
+                <w:b w:val="0"/>
+                <w:color w:val="1E293B"/>
+                <w:sz w:val="19"/>
+              </w:rPr>
+              <w:t>1급 기밀 (극비)</w:t>
+            </w:r>
+          </w:p>
+        </w:tc>
+        <w:tc>
+          <w:tcPr>
+            <w:tcW w:type="dxa" w:w="2448"/>
+            <w:shd w:fill="FFFFFF"/>
+            <w:tcMar>
+              <w:top w:w="90" w:type="dxa"/>
+              <w:bottom w:w="90" w:type="dxa"/>
+              <w:left w:w="140" w:type="dxa"/>
+              <w:right w:w="140" w:type="dxa"/>
+            </w:tcMar>
+          </w:tcPr>
+          <w:p>
+            <w:r/>
+            <w:r>
+              <w:rPr>
+                <w:rFonts w:ascii="맑은 고딕" w:hAnsi="맑은 고딕" w:eastAsia="맑은 고딕"/>
+                <w:b w:val="0"/>
+                <w:color w:val="1E293B"/>
+                <w:sz w:val="19"/>
+              </w:rPr>
+              <w:t>암호화 문서보관소 격리, 외부 반출 금지</w:t>
+            </w:r>
+          </w:p>
+        </w:tc>
+      </w:tr>
+      <w:tr>
+        <w:tc>
+          <w:tcPr>
+            <w:tcW w:type="dxa" w:w="2448"/>
+            <w:shd w:fill="F8FAFC"/>
+            <w:tcMar>
+              <w:top w:w="90" w:type="dxa"/>
+              <w:bottom w:w="90" w:type="dxa"/>
+              <w:left w:w="140" w:type="dxa"/>
+              <w:right w:w="140" w:type="dxa"/>
+            </w:tcMar>
+          </w:tcPr>
+          <w:p>
+            <w:r/>
+            <w:r>
+              <w:rPr>
+                <w:rFonts w:ascii="맑은 고딕" w:hAnsi="맑은 고딕" w:eastAsia="맑은 고딕"/>
+                <w:b w:val="0"/>
+                <w:color w:val="1E293B"/>
+                <w:sz w:val="19"/>
+              </w:rPr>
+              <w:t>도메인 데이터</w:t>
+            </w:r>
+          </w:p>
+        </w:tc>
+        <w:tc>
+          <w:tcPr>
+            <w:tcW w:type="dxa" w:w="2448"/>
+            <w:shd w:fill="F8FAFC"/>
+            <w:tcMar>
+              <w:top w:w="90" w:type="dxa"/>
+              <w:bottom w:w="90" w:type="dxa"/>
+              <w:left w:w="140" w:type="dxa"/>
+              <w:right w:w="140" w:type="dxa"/>
+            </w:tcMar>
+          </w:tcPr>
+          <w:p>
+            <w:r/>
+            <w:r>
+              <w:rPr>
+                <w:rFonts w:ascii="맑은 고딕" w:hAnsi="맑은 고딕" w:eastAsia="맑은 고딕"/>
+                <w:b w:val="0"/>
+                <w:color w:val="1E293B"/>
+                <w:sz w:val="19"/>
+              </w:rPr>
+              <w:t>프로덕트랩(ProductLab) 전성분 배합비 뷰, 마케팅허브(MarketingHub) 미출시 신제품 원고</w:t>
+            </w:r>
+          </w:p>
+        </w:tc>
+        <w:tc>
+          <w:tcPr>
+            <w:tcW w:type="dxa" w:w="2448"/>
+            <w:shd w:fill="F8FAFC"/>
+            <w:tcMar>
+              <w:top w:w="90" w:type="dxa"/>
+              <w:bottom w:w="90" w:type="dxa"/>
+              <w:left w:w="140" w:type="dxa"/>
+              <w:right w:w="140" w:type="dxa"/>
+            </w:tcMar>
+          </w:tcPr>
+          <w:p>
+            <w:r/>
+            <w:r>
+              <w:rPr>
+                <w:rFonts w:ascii="맑은 고딕" w:hAnsi="맑은 고딕" w:eastAsia="맑은 고딕"/>
+                <w:b w:val="0"/>
+                <w:color w:val="1E293B"/>
+                <w:sz w:val="19"/>
+              </w:rPr>
+              <w:t>1급 기밀 (극비)</w:t>
+            </w:r>
+          </w:p>
+        </w:tc>
+        <w:tc>
+          <w:tcPr>
+            <w:tcW w:type="dxa" w:w="2448"/>
+            <w:shd w:fill="F8FAFC"/>
+            <w:tcMar>
+              <w:top w:w="90" w:type="dxa"/>
+              <w:bottom w:w="90" w:type="dxa"/>
+              <w:left w:w="140" w:type="dxa"/>
+              <w:right w:w="140" w:type="dxa"/>
+            </w:tcMar>
+          </w:tcPr>
+          <w:p>
+            <w:r/>
+            <w:r>
+              <w:rPr>
+                <w:rFonts w:ascii="맑은 고딕" w:hAnsi="맑은 고딕" w:eastAsia="맑은 고딕"/>
+                <w:b w:val="0"/>
+                <w:color w:val="1E293B"/>
+                <w:sz w:val="19"/>
+              </w:rPr>
+              <w:t>폐쇄망 검증 환경 내에서만 비식별 조회</w:t>
+            </w:r>
+          </w:p>
+        </w:tc>
+      </w:tr>
+      <w:tr>
+        <w:tc>
+          <w:tcPr>
+            <w:tcW w:type="dxa" w:w="2448"/>
+            <w:shd w:fill="FFFFFF"/>
+            <w:tcMar>
+              <w:top w:w="90" w:type="dxa"/>
+              <w:bottom w:w="90" w:type="dxa"/>
+              <w:left w:w="140" w:type="dxa"/>
+              <w:right w:w="140" w:type="dxa"/>
+            </w:tcMar>
+          </w:tcPr>
+          <w:p>
+            <w:r/>
+            <w:r>
+              <w:rPr>
+                <w:rFonts w:ascii="맑은 고딕" w:hAnsi="맑은 고딕" w:eastAsia="맑은 고딕"/>
+                <w:b w:val="0"/>
+                <w:color w:val="1E293B"/>
+                <w:sz w:val="19"/>
+              </w:rPr>
+              <w:t>컴플라이언스 자산</w:t>
+            </w:r>
+          </w:p>
+        </w:tc>
+        <w:tc>
+          <w:tcPr>
+            <w:tcW w:type="dxa" w:w="2448"/>
+            <w:shd w:fill="FFFFFF"/>
+            <w:tcMar>
+              <w:top w:w="90" w:type="dxa"/>
+              <w:bottom w:w="90" w:type="dxa"/>
+              <w:left w:w="140" w:type="dxa"/>
+              <w:right w:w="140" w:type="dxa"/>
+            </w:tcMar>
+          </w:tcPr>
+          <w:p>
+            <w:r/>
+            <w:r>
+              <w:rPr>
+                <w:rFonts w:ascii="맑은 고딕" w:hAnsi="맑은 고딕" w:eastAsia="맑은 고딕"/>
+                <w:b w:val="0"/>
+                <w:color w:val="1E293B"/>
+                <w:sz w:val="19"/>
+              </w:rPr>
+              <w:t>한빛글로벌 사내 심의 가이드라인 100대 룰셋 및 과거 3개년 행정처분·심의 판례 데이터</w:t>
+            </w:r>
+          </w:p>
+        </w:tc>
+        <w:tc>
+          <w:tcPr>
+            <w:tcW w:type="dxa" w:w="2448"/>
+            <w:shd w:fill="FFFFFF"/>
+            <w:tcMar>
+              <w:top w:w="90" w:type="dxa"/>
+              <w:bottom w:w="90" w:type="dxa"/>
+              <w:left w:w="140" w:type="dxa"/>
+              <w:right w:w="140" w:type="dxa"/>
+            </w:tcMar>
+          </w:tcPr>
+          <w:p>
+            <w:r/>
+            <w:r>
+              <w:rPr>
+                <w:rFonts w:ascii="맑은 고딕" w:hAnsi="맑은 고딕" w:eastAsia="맑은 고딕"/>
+                <w:b w:val="0"/>
+                <w:color w:val="1E293B"/>
+                <w:sz w:val="19"/>
+              </w:rPr>
+              <w:t>2급 기밀 (대외비)</w:t>
+            </w:r>
+          </w:p>
+        </w:tc>
+        <w:tc>
+          <w:tcPr>
+            <w:tcW w:type="dxa" w:w="2448"/>
+            <w:shd w:fill="FFFFFF"/>
+            <w:tcMar>
+              <w:top w:w="90" w:type="dxa"/>
+              <w:bottom w:w="90" w:type="dxa"/>
+              <w:left w:w="140" w:type="dxa"/>
+              <w:right w:w="140" w:type="dxa"/>
+            </w:tcMar>
+          </w:tcPr>
+          <w:p>
+            <w:r/>
+            <w:r>
+              <w:rPr>
+                <w:rFonts w:ascii="맑은 고딕" w:hAnsi="맑은 고딕" w:eastAsia="맑은 고딕"/>
+                <w:b w:val="0"/>
+                <w:color w:val="1E293B"/>
+                <w:sz w:val="19"/>
+              </w:rPr>
+              <w:t>인가된 AI 엔지니어에 한해 접근 권한 부여</w:t>
+            </w:r>
+          </w:p>
+        </w:tc>
+      </w:tr>
+      <w:tr>
+        <w:tc>
+          <w:tcPr>
+            <w:tcW w:type="dxa" w:w="2448"/>
+            <w:shd w:fill="F8FAFC"/>
+            <w:tcMar>
+              <w:top w:w="90" w:type="dxa"/>
+              <w:bottom w:w="90" w:type="dxa"/>
+              <w:left w:w="140" w:type="dxa"/>
+              <w:right w:w="140" w:type="dxa"/>
+            </w:tcMar>
+          </w:tcPr>
+          <w:p>
+            <w:r/>
+            <w:r>
+              <w:rPr>
+                <w:rFonts w:ascii="맑은 고딕" w:hAnsi="맑은 고딕" w:eastAsia="맑은 고딕"/>
+                <w:b w:val="0"/>
+                <w:color w:val="1E293B"/>
+                <w:sz w:val="19"/>
+              </w:rPr>
+              <w:t>영업·재무 조건</w:t>
+            </w:r>
+          </w:p>
+        </w:tc>
+        <w:tc>
+          <w:tcPr>
+            <w:tcW w:type="dxa" w:w="2448"/>
+            <w:shd w:fill="F8FAFC"/>
+            <w:tcMar>
+              <w:top w:w="90" w:type="dxa"/>
+              <w:bottom w:w="90" w:type="dxa"/>
+              <w:left w:w="140" w:type="dxa"/>
+              <w:right w:w="140" w:type="dxa"/>
+            </w:tcMar>
+          </w:tcPr>
+          <w:p>
+            <w:r/>
+            <w:r>
+              <w:rPr>
+                <w:rFonts w:ascii="맑은 고딕" w:hAnsi="맑은 고딕" w:eastAsia="맑은 고딕"/>
+                <w:b w:val="0"/>
+                <w:color w:val="1E293B"/>
+                <w:sz w:val="19"/>
+              </w:rPr>
+              <w:t>3개년 TCO 원가산출내역서, SW 라이선스 단가, LLM API 토큰 단가 계약 조건</w:t>
+            </w:r>
+          </w:p>
+        </w:tc>
+        <w:tc>
+          <w:tcPr>
+            <w:tcW w:type="dxa" w:w="2448"/>
+            <w:shd w:fill="F8FAFC"/>
+            <w:tcMar>
+              <w:top w:w="90" w:type="dxa"/>
+              <w:bottom w:w="90" w:type="dxa"/>
+              <w:left w:w="140" w:type="dxa"/>
+              <w:right w:w="140" w:type="dxa"/>
+            </w:tcMar>
+          </w:tcPr>
+          <w:p>
+            <w:r/>
+            <w:r>
+              <w:rPr>
+                <w:rFonts w:ascii="맑은 고딕" w:hAnsi="맑은 고딕" w:eastAsia="맑은 고딕"/>
+                <w:b w:val="0"/>
+                <w:color w:val="1E293B"/>
+                <w:sz w:val="19"/>
+              </w:rPr>
+              <w:t>2급 기밀 (대외비)</w:t>
+            </w:r>
+          </w:p>
+        </w:tc>
+        <w:tc>
+          <w:tcPr>
+            <w:tcW w:type="dxa" w:w="2448"/>
+            <w:shd w:fill="F8FAFC"/>
+            <w:tcMar>
+              <w:top w:w="90" w:type="dxa"/>
+              <w:bottom w:w="90" w:type="dxa"/>
+              <w:left w:w="140" w:type="dxa"/>
+              <w:right w:w="140" w:type="dxa"/>
+            </w:tcMar>
+          </w:tcPr>
+          <w:p>
+            <w:r/>
+            <w:r>
+              <w:rPr>
+                <w:rFonts w:ascii="맑은 고딕" w:hAnsi="맑은 고딕" w:eastAsia="맑은 고딕"/>
+                <w:b w:val="0"/>
+                <w:color w:val="1E293B"/>
+                <w:sz w:val="19"/>
+              </w:rPr>
+              <w:t>양사 구매전략팀 및 총괄 PM만 열람 가능</w:t>
+            </w:r>
+          </w:p>
+        </w:tc>
+      </w:tr>
+    </w:tbl>
+    <w:p/>
+    <w:p>
+      <w:r>
+        <w:rPr>
+          <w:rFonts w:ascii="맑은 고딕" w:hAnsi="맑은 고딕" w:eastAsia="맑은 고딕"/>
+          <w:b/>
+          <w:color w:val="1B365D"/>
+          <w:sz w:val="25"/>
+        </w:rPr>
+        <w:t>제3조 (비밀유지 의무 및 사용 제한)</w:t>
+      </w:r>
+    </w:p>
+    <w:p>
+      <w:r>
+        <w:rPr>
+          <w:rFonts w:ascii="맑은 고딕" w:hAnsi="맑은 고딕" w:eastAsia="맑은 고딕"/>
+          <w:b w:val="0"/>
+          <w:color w:val="1E293B"/>
+          <w:sz w:val="20"/>
+        </w:rPr>
+        <w:t>1. 양 당사자는 상대방으로부터 제공받은 비밀정보를 '본건 사업' 수행 목적 이외의 용도(타 고객사 제안, 범용 파운데이션 모델 외부 학습 등)로 일체 사용할 수 없다.</w:t>
+      </w:r>
+    </w:p>
+    <w:p>
+      <w:r>
+        <w:rPr>
+          <w:rFonts w:ascii="맑은 고딕" w:hAnsi="맑은 고딕" w:eastAsia="맑은 고딕"/>
+          <w:b w:val="0"/>
+          <w:color w:val="1E293B"/>
+          <w:sz w:val="20"/>
+        </w:rPr>
+        <w:t>2. '을'은 '갑'의 원천 데이터를 외부 상용 LLM 학습용으로 전송하지 않으며, AWS 서울 리전 프라이빗 VPC 및 사내 폐쇄망 내에서만 처리한다.</w:t>
+      </w:r>
+    </w:p>
+    <w:p>
+      <w:r>
+        <w:rPr>
+          <w:rFonts w:ascii="맑은 고딕" w:hAnsi="맑은 고딕" w:eastAsia="맑은 고딕"/>
+          <w:b w:val="0"/>
+          <w:color w:val="1E293B"/>
+          <w:sz w:val="20"/>
+        </w:rPr>
+        <w:t>3. 업무상 비밀정보를 열람하는 모든 참여 인력은 개별 보안서약서를 제출하여야 하며, 사업 종료 또는 '갑'의 요청 시 7일 이내에 모든 사본을 복구 불가능한 방식으로 영구 파기하고 파기확인서를 제출한다.</w:t>
+      </w:r>
+    </w:p>
+    <w:p>
+      <w:r>
+        <w:rPr>
+          <w:rFonts w:ascii="맑은 고딕" w:hAnsi="맑은 고딕" w:eastAsia="맑은 고딕"/>
+          <w:b/>
+          <w:color w:val="1B365D"/>
+          <w:sz w:val="25"/>
+        </w:rPr>
+        <w:t>제4조 (손해배상 및 관할법원)</w:t>
+      </w:r>
+    </w:p>
+    <w:p>
+      <w:r>
+        <w:rPr>
+          <w:rFonts w:ascii="맑은 고딕" w:hAnsi="맑은 고딕" w:eastAsia="맑은 고딕"/>
+          <w:b w:val="0"/>
+          <w:color w:val="1E293B"/>
+          <w:sz w:val="20"/>
+        </w:rPr>
+        <w:t>본 협약을 위반하여 상대방에게 손해를 입힌 당사자는 부정경쟁방지 및 영업비밀보호에 관한 법률에 따라 일체의 민·형사상 배상 책임을 지며, 분쟁 발생 시 서울중앙지방법원을 제1심 전속관할 법원으로 한다.</w:t>
+      </w:r>
+    </w:p>
+    <w:p>
+      <w:pPr>
+        <w:jc w:val="right"/>
+      </w:pPr>
+      <w:r>
+        <w:rPr>
+          <w:rFonts w:ascii="맑은 고딕" w:hAnsi="맑은 고딕" w:eastAsia="맑은 고딕"/>
+          <w:b/>
+          <w:color w:val="0F172A"/>
+          <w:sz w:val="21"/>
+        </w:rPr>
+        <w:t>확정 및 서명일자: 2026년 04월 01일</w:t>
+      </w:r>
+    </w:p>
+    <w:tbl>
+      <w:tblPr>
+        <w:tblStyle w:val="TableGrid"/>
+        <w:tblW w:type="auto" w:w="0"/>
+        <w:jc w:val="center"/>
+        <w:tblLook w:firstColumn="1" w:firstRow="1" w:lastColumn="0" w:lastRow="0" w:noHBand="0" w:noVBand="1" w:val="04A0"/>
+      </w:tblPr>
+      <w:tblGrid>
+        <w:gridCol w:w="2448"/>
+        <w:gridCol w:w="2448"/>
+        <w:gridCol w:w="2448"/>
+        <w:gridCol w:w="2448"/>
+      </w:tblGrid>
+      <w:tr>
+        <w:tc>
+          <w:tcPr>
+            <w:tcW w:type="dxa" w:w="2448"/>
+            <w:shd w:fill="1B365D"/>
+            <w:tcMar>
+              <w:top w:w="110" w:type="dxa"/>
+              <w:bottom w:w="110" w:type="dxa"/>
+              <w:left w:w="140" w:type="dxa"/>
+              <w:right w:w="140" w:type="dxa"/>
+            </w:tcMar>
+          </w:tcPr>
+          <w:p>
+            <w:pPr>
+              <w:jc w:val="center"/>
+            </w:pPr>
+            <w:r/>
+            <w:r>
+              <w:rPr>
+                <w:rFonts w:ascii="맑은 고딕" w:hAnsi="맑은 고딕" w:eastAsia="맑은 고딕"/>
+                <w:b/>
+                <w:color w:val="FFFFFF"/>
+                <w:sz w:val="19"/>
+              </w:rPr>
+              <w:t>구분</w:t>
+            </w:r>
+          </w:p>
+        </w:tc>
+        <w:tc>
+          <w:tcPr>
+            <w:tcW w:type="dxa" w:w="2448"/>
+            <w:shd w:fill="1B365D"/>
+            <w:tcMar>
+              <w:top w:w="110" w:type="dxa"/>
+              <w:bottom w:w="110" w:type="dxa"/>
+              <w:left w:w="140" w:type="dxa"/>
+              <w:right w:w="140" w:type="dxa"/>
+            </w:tcMar>
+          </w:tcPr>
+          <w:p>
+            <w:pPr>
+              <w:jc w:val="center"/>
+            </w:pPr>
+            <w:r/>
+            <w:r>
+              <w:rPr>
+                <w:rFonts w:ascii="맑은 고딕" w:hAnsi="맑은 고딕" w:eastAsia="맑은 고딕"/>
+                <w:b/>
+                <w:color w:val="FFFFFF"/>
+                <w:sz w:val="19"/>
+              </w:rPr>
+              <w:t>소속 기관 및 부서</w:t>
+            </w:r>
+          </w:p>
+        </w:tc>
+        <w:tc>
+          <w:tcPr>
+            <w:tcW w:type="dxa" w:w="2448"/>
+            <w:shd w:fill="1B365D"/>
+            <w:tcMar>
+              <w:top w:w="110" w:type="dxa"/>
+              <w:bottom w:w="110" w:type="dxa"/>
+              <w:left w:w="140" w:type="dxa"/>
+              <w:right w:w="140" w:type="dxa"/>
+            </w:tcMar>
+          </w:tcPr>
+          <w:p>
+            <w:pPr>
+              <w:jc w:val="center"/>
+            </w:pPr>
+            <w:r/>
+            <w:r>
+              <w:rPr>
+                <w:rFonts w:ascii="맑은 고딕" w:hAnsi="맑은 고딕" w:eastAsia="맑은 고딕"/>
+                <w:b/>
+                <w:color w:val="FFFFFF"/>
+                <w:sz w:val="19"/>
+              </w:rPr>
+              <w:t>직급 / 성명</w:t>
+            </w:r>
+          </w:p>
+        </w:tc>
+        <w:tc>
+          <w:tcPr>
+            <w:tcW w:type="dxa" w:w="2448"/>
+            <w:shd w:fill="1B365D"/>
+            <w:tcMar>
+              <w:top w:w="110" w:type="dxa"/>
+              <w:bottom w:w="110" w:type="dxa"/>
+              <w:left w:w="140" w:type="dxa"/>
+              <w:right w:w="140" w:type="dxa"/>
+            </w:tcMar>
+          </w:tcPr>
+          <w:p>
+            <w:pPr>
+              <w:jc w:val="center"/>
+            </w:pPr>
+            <w:r/>
+            <w:r>
+              <w:rPr>
+                <w:rFonts w:ascii="맑은 고딕" w:hAnsi="맑은 고딕" w:eastAsia="맑은 고딕"/>
                 <w:b/>
                 <w:color w:val="FFFFFF"/>
                 <w:sz w:val="19"/>
@@ -302,19 +1060,23 @@
       <w:tr>
         <w:tc>
           <w:tcPr>
-            <w:tcW w:type="dxa" w:w="3120"/>
+            <w:tcW w:type="dxa" w:w="2448"/>
+            <w:shd w:fill="FFFFFF"/>
             <w:tcMar>
-              <w:top w:w="100" w:type="dxa"/>
-              <w:bottom w:w="100" w:type="dxa"/>
-              <w:left w:w="110" w:type="dxa"/>
-              <w:right w:w="110" w:type="dxa"/>
+              <w:top w:w="90" w:type="dxa"/>
+              <w:bottom w:w="90" w:type="dxa"/>
+              <w:left w:w="140" w:type="dxa"/>
+              <w:right w:w="140" w:type="dxa"/>
             </w:tcMar>
           </w:tcPr>
           <w:p>
+            <w:r/>
             <w:r>
               <w:rPr>
-                <w:rFonts w:ascii="Malgun Gothic" w:hAnsi="Malgun Gothic"/>
-                <w:sz w:val="18"/>
+                <w:rFonts w:ascii="맑은 고딕" w:hAnsi="맑은 고딕" w:eastAsia="맑은 고딕"/>
+                <w:b w:val="0"/>
+                <w:color w:val="1E293B"/>
+                <w:sz w:val="19"/>
               </w:rPr>
               <w:t>발주회사 (갑)</w:t>
             </w:r>
@@ -322,41 +1084,73 @@
         </w:tc>
         <w:tc>
           <w:tcPr>
-            <w:tcW w:type="dxa" w:w="3120"/>
+            <w:tcW w:type="dxa" w:w="2448"/>
+            <w:shd w:fill="FFFFFF"/>
             <w:tcMar>
-              <w:top w:w="100" w:type="dxa"/>
-              <w:bottom w:w="100" w:type="dxa"/>
-              <w:left w:w="110" w:type="dxa"/>
-              <w:right w:w="110" w:type="dxa"/>
+              <w:top w:w="90" w:type="dxa"/>
+              <w:bottom w:w="90" w:type="dxa"/>
+              <w:left w:w="140" w:type="dxa"/>
+              <w:right w:w="140" w:type="dxa"/>
             </w:tcMar>
           </w:tcPr>
           <w:p>
+            <w:r/>
             <w:r>
               <w:rPr>
-                <w:rFonts w:ascii="Malgun Gothic" w:hAnsi="Malgun Gothic"/>
-                <w:sz w:val="18"/>
+                <w:rFonts w:ascii="맑은 고딕" w:hAnsi="맑은 고딕" w:eastAsia="맑은 고딕"/>
+                <w:b w:val="0"/>
+                <w:color w:val="1E293B"/>
+                <w:sz w:val="19"/>
               </w:rPr>
-              <w:t>주식회사 [발주회사명] 대표이사 [           ]</w:t>
+              <w:t>주식회사 한빛글로벌 디지털혁신본부</w:t>
             </w:r>
           </w:p>
         </w:tc>
         <w:tc>
           <w:tcPr>
-            <w:tcW w:type="dxa" w:w="3120"/>
+            <w:tcW w:type="dxa" w:w="2448"/>
+            <w:shd w:fill="FFFFFF"/>
             <w:tcMar>
-              <w:top w:w="100" w:type="dxa"/>
-              <w:bottom w:w="100" w:type="dxa"/>
-              <w:left w:w="110" w:type="dxa"/>
-              <w:right w:w="110" w:type="dxa"/>
+              <w:top w:w="90" w:type="dxa"/>
+              <w:bottom w:w="90" w:type="dxa"/>
+              <w:left w:w="140" w:type="dxa"/>
+              <w:right w:w="140" w:type="dxa"/>
             </w:tcMar>
           </w:tcPr>
           <w:p>
+            <w:r/>
             <w:r>
               <w:rPr>
-                <w:rFonts w:ascii="Malgun Gothic" w:hAnsi="Malgun Gothic"/>
-                <w:sz w:val="18"/>
+                <w:rFonts w:ascii="맑은 고딕" w:hAnsi="맑은 고딕" w:eastAsia="맑은 고딕"/>
+                <w:b w:val="0"/>
+                <w:color w:val="1E293B"/>
+                <w:sz w:val="19"/>
               </w:rPr>
-              <w:t>(서명 또는 인)</w:t>
+              <w:t>대표이사 최 도 현</w:t>
+            </w:r>
+          </w:p>
+        </w:tc>
+        <w:tc>
+          <w:tcPr>
+            <w:tcW w:type="dxa" w:w="2448"/>
+            <w:shd w:fill="FFFFFF"/>
+            <w:tcMar>
+              <w:top w:w="90" w:type="dxa"/>
+              <w:bottom w:w="90" w:type="dxa"/>
+              <w:left w:w="140" w:type="dxa"/>
+              <w:right w:w="140" w:type="dxa"/>
+            </w:tcMar>
+          </w:tcPr>
+          <w:p>
+            <w:r/>
+            <w:r>
+              <w:rPr>
+                <w:rFonts w:ascii="맑은 고딕" w:hAnsi="맑은 고딕" w:eastAsia="맑은 고딕"/>
+                <w:b w:val="0"/>
+                <w:color w:val="1E293B"/>
+                <w:sz w:val="19"/>
+              </w:rPr>
+              <w:t>(법인인감 날인 완료)</w:t>
             </w:r>
           </w:p>
         </w:tc>
@@ -364,19 +1158,23 @@
       <w:tr>
         <w:tc>
           <w:tcPr>
-            <w:tcW w:type="dxa" w:w="3120"/>
+            <w:tcW w:type="dxa" w:w="2448"/>
+            <w:shd w:fill="F8FAFC"/>
             <w:tcMar>
-              <w:top w:w="100" w:type="dxa"/>
-              <w:bottom w:w="100" w:type="dxa"/>
-              <w:left w:w="110" w:type="dxa"/>
-              <w:right w:w="110" w:type="dxa"/>
+              <w:top w:w="90" w:type="dxa"/>
+              <w:bottom w:w="90" w:type="dxa"/>
+              <w:left w:w="140" w:type="dxa"/>
+              <w:right w:w="140" w:type="dxa"/>
             </w:tcMar>
           </w:tcPr>
           <w:p>
+            <w:r/>
             <w:r>
               <w:rPr>
-                <w:rFonts w:ascii="Malgun Gothic" w:hAnsi="Malgun Gothic"/>
-                <w:sz w:val="18"/>
+                <w:rFonts w:ascii="맑은 고딕" w:hAnsi="맑은 고딕" w:eastAsia="맑은 고딕"/>
+                <w:b w:val="0"/>
+                <w:color w:val="1E293B"/>
+                <w:sz w:val="19"/>
               </w:rPr>
               <w:t>수행회사 (을)</w:t>
             </w:r>
@@ -384,41 +1182,73 @@
         </w:tc>
         <w:tc>
           <w:tcPr>
-            <w:tcW w:type="dxa" w:w="3120"/>
+            <w:tcW w:type="dxa" w:w="2448"/>
+            <w:shd w:fill="F8FAFC"/>
             <w:tcMar>
-              <w:top w:w="100" w:type="dxa"/>
-              <w:bottom w:w="100" w:type="dxa"/>
-              <w:left w:w="110" w:type="dxa"/>
-              <w:right w:w="110" w:type="dxa"/>
+              <w:top w:w="90" w:type="dxa"/>
+              <w:bottom w:w="90" w:type="dxa"/>
+              <w:left w:w="140" w:type="dxa"/>
+              <w:right w:w="140" w:type="dxa"/>
             </w:tcMar>
           </w:tcPr>
           <w:p>
+            <w:r/>
             <w:r>
               <w:rPr>
-                <w:rFonts w:ascii="Malgun Gothic" w:hAnsi="Malgun Gothic"/>
-                <w:sz w:val="18"/>
+                <w:rFonts w:ascii="맑은 고딕" w:hAnsi="맑은 고딕" w:eastAsia="맑은 고딕"/>
+                <w:b w:val="0"/>
+                <w:color w:val="1E293B"/>
+                <w:sz w:val="19"/>
               </w:rPr>
-              <w:t>주식회사 엠파시 대표이사 [           ]</w:t>
+              <w:t>주식회사 엠파시 엔터프라이즈사업부</w:t>
             </w:r>
           </w:p>
         </w:tc>
         <w:tc>
           <w:tcPr>
-            <w:tcW w:type="dxa" w:w="3120"/>
+            <w:tcW w:type="dxa" w:w="2448"/>
+            <w:shd w:fill="F8FAFC"/>
             <w:tcMar>
-              <w:top w:w="100" w:type="dxa"/>
-              <w:bottom w:w="100" w:type="dxa"/>
-              <w:left w:w="110" w:type="dxa"/>
-              <w:right w:w="110" w:type="dxa"/>
+              <w:top w:w="90" w:type="dxa"/>
+              <w:bottom w:w="90" w:type="dxa"/>
+              <w:left w:w="140" w:type="dxa"/>
+              <w:right w:w="140" w:type="dxa"/>
             </w:tcMar>
           </w:tcPr>
           <w:p>
+            <w:r/>
             <w:r>
               <w:rPr>
-                <w:rFonts w:ascii="Malgun Gothic" w:hAnsi="Malgun Gothic"/>
-                <w:sz w:val="18"/>
+                <w:rFonts w:ascii="맑은 고딕" w:hAnsi="맑은 고딕" w:eastAsia="맑은 고딕"/>
+                <w:b w:val="0"/>
+                <w:color w:val="1E293B"/>
+                <w:sz w:val="19"/>
               </w:rPr>
-              <w:t>(서명 또는 인)</w:t>
+              <w:t>대표이사 김 창 석</w:t>
+            </w:r>
+          </w:p>
+        </w:tc>
+        <w:tc>
+          <w:tcPr>
+            <w:tcW w:type="dxa" w:w="2448"/>
+            <w:shd w:fill="F8FAFC"/>
+            <w:tcMar>
+              <w:top w:w="90" w:type="dxa"/>
+              <w:bottom w:w="90" w:type="dxa"/>
+              <w:left w:w="140" w:type="dxa"/>
+              <w:right w:w="140" w:type="dxa"/>
+            </w:tcMar>
+          </w:tcPr>
+          <w:p>
+            <w:r/>
+            <w:r>
+              <w:rPr>
+                <w:rFonts w:ascii="맑은 고딕" w:hAnsi="맑은 고딕" w:eastAsia="맑은 고딕"/>
+                <w:b w:val="0"/>
+                <w:color w:val="1E293B"/>
+                <w:sz w:val="19"/>
+              </w:rPr>
+              <w:t>(법인인감 날인 완료)</w:t>
             </w:r>
           </w:p>
         </w:tc>
@@ -427,7 +1257,7 @@
     <w:p/>
     <w:sectPr>
       <w:pgSz w:w="12240" w:h="15840"/>
-      <w:pgMar w:top="1440" w:right="1440" w:bottom="1440" w:left="1440" w:header="720" w:footer="720" w:gutter="0"/>
+      <w:pgMar w:top="1152" w:right="1224" w:bottom="1152" w:left="1224" w:header="720" w:footer="720" w:gutter="0"/>
       <w:cols w:space="720"/>
       <w:docGrid w:linePitch="360"/>
     </w:sectPr>

--- a/templates/office/Phase0_상호비밀유지협약서_NDA.docx
+++ b/templates/office/Phase0_상호비밀유지협약서_NDA.docx
@@ -10,7 +10,7 @@
           <w:color w:val="2563EB"/>
           <w:sz w:val="17"/>
         </w:rPr>
-        <w:t>[엠파시 엔터프라이즈 표준 사업관리 서식] 문서번호: EMP-DOC-P0-01 | 사업명: 한빛글로벌 SyncGuard AI 시스템 구축</w:t>
+        <w:t>[엠파시 엔터프라이즈 표준 사업관리 서식] 문서번호: EMP-DOC-P0-01 | 사업명: 한빛글로벌 SyncFlow AI 시스템 구축</w:t>
       </w:r>
     </w:p>
     <w:p>
@@ -32,7 +32,7 @@
           <w:color w:val="475569"/>
           <w:sz w:val="21"/>
         </w:rPr>
-        <w:t>주식회사 한빛글로벌과 주식회사 엠파시 간의 SyncGuard AI 구축 사업 기밀정보 보호 협약</w:t>
+        <w:t>주식회사 한빛글로벌과 주식회사 엠파시 간의 SyncFlow AI 구축 사업 기밀정보 보호 협약</w:t>
       </w:r>
     </w:p>
     <w:tbl>
@@ -147,7 +147,7 @@
                 <w:color w:val="1E293B"/>
                 <w:sz w:val="19"/>
               </w:rPr>
-              <w:t>SyncGuard AI — 엔터프라이즈 AI 콘텐츠·규제 심의 자동화 시스템 구축 사업</w:t>
+              <w:t>SyncFlow AI — 엔터프라이즈 AI 콘텐츠·규제 검증 자동화 시스템 구축 사업</w:t>
             </w:r>
           </w:p>
         </w:tc>
@@ -323,7 +323,7 @@
           <w:color w:val="1E293B"/>
           <w:sz w:val="20"/>
         </w:rPr>
-        <w:t>본 협약은 주식회사 한빛글로벌(이하 '갑'이라 한다)과 주식회사 엠파시(이하 '을'이라 한다)가 「SyncGuard AI — 엔터프라이즈 AI 콘텐츠·규제 심의 자동화 시스템 구축 사업」(이하 '본건 사업'이라 한다)의 제안 검토, 기술 실증(PoC), 계약 체결 및 이행 과정에서 상호 제공하는 기술·경영·데이터 기밀정보를 보호하고 외부 유출을 방지함을 목적으로 한다.</w:t>
+        <w:t>본 협약은 주식회사 한빛글로벌(이하 '갑'이라 한다)과 주식회사 엠파시(이하 '을'이라 한다)가 「SyncFlow AI — 엔터프라이즈 AI 콘텐츠·규제 검증 자동화 시스템 구축 사업」(이하 '본건 사업'이라 한다)의 제안 검토, 기술 시험검증(PoC), 계약 체결 및 이행 과정에서 상호 제공하는 기술·경영·데이터 기밀정보를 보호하고 외부 유출을 방지함을 목적으로 한다.</w:t>
       </w:r>
     </w:p>
     <w:p>
@@ -401,7 +401,7 @@
                 <w:color w:val="FFFFFF"/>
                 <w:sz w:val="19"/>
               </w:rPr>
-              <w:t>대상 정보 및 데이터 자산 (SyncGuard AI 기준)</w:t>
+              <w:t>대상 정보 및 데이터 자산 (SyncFlow AI 기준)</w:t>
             </w:r>
           </w:p>
         </w:tc>
@@ -505,7 +505,7 @@
                 <w:color w:val="1E293B"/>
                 <w:sz w:val="19"/>
               </w:rPr>
-              <w:t>SyncGuard AI RFP 원본, 3단계 하이브리드 RAG 아키텍처, LLM 프롬프트 체인 설계서</w:t>
+              <w:t>SyncFlow AI RFP 원본, 3단계 하이브리드 RAG 아키텍처, LLM 프롬프트 체인 설계서</w:t>
             </w:r>
           </w:p>
         </w:tc>
@@ -603,7 +603,7 @@
                 <w:color w:val="1E293B"/>
                 <w:sz w:val="19"/>
               </w:rPr>
-              <w:t>프로덕트랩(ProductLab) 전성분 배합비 뷰, 마케팅허브(MarketingHub) 미출시 신제품 원고</w:t>
+              <w:t>피엘엠넥서스(PLM-Nexus) 자재BOM 조성비 뷰, 전자구매포털(SRM-Portal) 미출시 신제품 원고</w:t>
             </w:r>
           </w:p>
         </w:tc>
@@ -701,7 +701,7 @@
                 <w:color w:val="1E293B"/>
                 <w:sz w:val="19"/>
               </w:rPr>
-              <w:t>한빛글로벌 사내 심의 가이드라인 100대 룰셋 및 과거 3개년 행정처분·심의 판례 데이터</w:t>
+              <w:t>한빛글로벌 사내 검증 가이드라인 100대 룰셋 및 과거 3개년 시정명령·심결·검증 판례 데이터</w:t>
             </w:r>
           </w:p>
         </w:tc>
@@ -873,7 +873,7 @@
           <w:color w:val="1E293B"/>
           <w:sz w:val="20"/>
         </w:rPr>
-        <w:t>1. 양 당사자는 상대방으로부터 제공받은 비밀정보를 '본건 사업' 수행 목적 이외의 용도(타 고객사 제안, 범용 파운데이션 모델 외부 학습 등)로 일체 사용할 수 없다.</w:t>
+        <w:t>1. 양 당사자는 상대방으로부터 제공받은 비밀정보를 '본건 사업' 수행 목적 이외의 용도(타 고객사 제안, 범용 기어박스 어셈블리 모델 외부 학습 등)로 일체 사용할 수 없다.</w:t>
       </w:r>
     </w:p>
     <w:p>
